--- a/resources/templates/certificado_convenio_cuenta_bancolombia_template.docx
+++ b/resources/templates/certificado_convenio_cuenta_bancolombia_template.docx
@@ -162,7 +162,7 @@
           <w:szCs w:val="28"/>
           <w:lang w:val="es-419" w:eastAsia="es-419"/>
         </w:rPr>
-        <w:pict w14:anchorId="579B71CA">
+        <w:pict w14:anchorId="0219F49D">
           <v:shapetype id="_x0000_t201" coordsize="21600,21600" o:spt="201" path="m,l,21600r21600,l21600,xe">
             <v:stroke joinstyle="miter"/>
             <v:path shadowok="f" o:extrusionok="f" strokeok="f" fillok="f" o:connecttype="rect"/>
@@ -256,21 +256,6 @@
       <w:pPr>
         <w:spacing w:afterLines="120" w:after="288" w:line="240" w:lineRule="auto"/>
         <w:ind w:left="142"/>
-        <w:jc w:val="center"/>
-        <w:rPr>
-          <w:rFonts w:asciiTheme="minorHAnsi" w:hAnsiTheme="minorHAnsi"/>
-          <w:b/>
-          <w:i/>
-          <w:iCs/>
-          <w:sz w:val="28"/>
-          <w:szCs w:val="28"/>
-        </w:rPr>
-      </w:pPr>
-    </w:p>
-    <w:p>
-      <w:pPr>
-        <w:spacing w:afterLines="120" w:after="288" w:line="240" w:lineRule="auto"/>
-        <w:ind w:left="142"/>
         <w:rPr>
           <w:rFonts w:asciiTheme="minorHAnsi" w:hAnsiTheme="minorHAnsi"/>
           <w:i/>
@@ -488,7 +473,6 @@
     <w:p>
       <w:pPr>
         <w:spacing w:afterLines="120" w:after="288" w:line="240" w:lineRule="auto"/>
-        <w:ind w:left="142"/>
         <w:jc w:val="both"/>
         <w:rPr>
           <w:rFonts w:asciiTheme="minorHAnsi" w:hAnsiTheme="minorHAnsi"/>
@@ -536,20 +520,6 @@
     <w:p>
       <w:pPr>
         <w:spacing w:afterLines="120" w:after="288" w:line="240" w:lineRule="auto"/>
-        <w:ind w:left="142"/>
-        <w:rPr>
-          <w:rFonts w:asciiTheme="minorHAnsi" w:hAnsiTheme="minorHAnsi"/>
-          <w:i/>
-          <w:iCs/>
-          <w:sz w:val="28"/>
-          <w:szCs w:val="28"/>
-        </w:rPr>
-      </w:pPr>
-    </w:p>
-    <w:p>
-      <w:pPr>
-        <w:spacing w:afterLines="120" w:after="288" w:line="240" w:lineRule="auto"/>
-        <w:ind w:left="142"/>
         <w:rPr>
           <w:rFonts w:asciiTheme="minorHAnsi" w:hAnsiTheme="minorHAnsi"/>
           <w:i/>
@@ -670,7 +640,6 @@
         <w:ind w:left="142"/>
         <w:jc w:val="both"/>
         <w:rPr>
-          <w:rFonts w:asciiTheme="minorHAnsi" w:hAnsiTheme="minorHAnsi"/>
           <w:b/>
           <w:i/>
           <w:iCs/>
@@ -678,6 +647,17 @@
           <w:szCs w:val="28"/>
         </w:rPr>
       </w:pPr>
+      <w:r>
+        <w:rPr>
+          <w:rFonts w:asciiTheme="minorHAnsi" w:hAnsiTheme="minorHAnsi"/>
+          <w:b/>
+          <w:i/>
+          <w:iCs/>
+          <w:sz w:val="28"/>
+          <w:szCs w:val="28"/>
+        </w:rPr>
+        <w:t>JORGE IVAN ALVAREZ SOTO</w:t>
+      </w:r>
     </w:p>
     <w:p>
       <w:pPr>
@@ -694,14 +674,13 @@
       </w:pPr>
       <w:r>
         <w:rPr>
-          <w:rFonts w:asciiTheme="minorHAnsi" w:hAnsiTheme="minorHAnsi"/>
           <w:b/>
           <w:i/>
           <w:iCs/>
           <w:sz w:val="28"/>
           <w:szCs w:val="28"/>
         </w:rPr>
-        <w:t>JORGE IVAN ALVAREZ SOTO</w:t>
+        <w:t>Presidente</w:t>
       </w:r>
     </w:p>
     <w:p>
@@ -717,15 +696,71 @@
           <w:szCs w:val="28"/>
         </w:rPr>
       </w:pPr>
-      <w:r>
-        <w:rPr>
+    </w:p>
+    <w:p>
+      <w:pPr>
+        <w:spacing w:after="0" w:line="240" w:lineRule="auto"/>
+        <w:ind w:left="708"/>
+        <w:jc w:val="right"/>
+        <w:rPr>
+          <w:rFonts w:asciiTheme="minorHAnsi" w:hAnsiTheme="minorHAnsi" w:cstheme="minorHAnsi"/>
           <w:b/>
           <w:i/>
           <w:iCs/>
-          <w:sz w:val="28"/>
-          <w:szCs w:val="28"/>
-        </w:rPr>
-        <w:t>Presidente</w:t>
+        </w:rPr>
+      </w:pPr>
+      <w:r>
+        <w:rPr>
+          <w:rFonts w:asciiTheme="minorHAnsi" w:hAnsiTheme="minorHAnsi" w:cstheme="minorHAnsi"/>
+          <w:b/>
+          <w:i/>
+          <w:iCs/>
+        </w:rPr>
+        <w:t xml:space="preserve">Consecutivo </w:t>
+      </w:r>
+      <w:r>
+        <w:rPr>
+          <w:rFonts w:asciiTheme="minorHAnsi" w:hAnsiTheme="minorHAnsi" w:cstheme="minorHAnsi"/>
+          <w:i/>
+          <w:iCs/>
+        </w:rPr>
+        <w:t>${CONSECUTIVO}</w:t>
+      </w:r>
+    </w:p>
+    <w:p>
+      <w:pPr>
+        <w:pStyle w:val="Sinespaciado"/>
+        <w:ind w:left="142"/>
+        <w:jc w:val="right"/>
+        <w:rPr>
+          <w:b/>
+          <w:i/>
+          <w:iCs/>
+          <w:sz w:val="28"/>
+          <w:szCs w:val="28"/>
+        </w:rPr>
+      </w:pPr>
+      <w:r>
+        <w:rPr>
+          <w:b/>
+          <w:i/>
+          <w:iCs/>
+          <w:color w:val="BFBFBF" w:themeColor="background1" w:themeShade="BF"/>
+          <w:sz w:val="20"/>
+          <w:szCs w:val="20"/>
+        </w:rPr>
+        <w:t xml:space="preserve">Realizado por: </w:t>
+      </w:r>
+      <w:r>
+        <w:rPr>
+          <w:b/>
+          <w:i/>
+          <w:iCs/>
+          <w:color w:val="BFBFBF" w:themeColor="background1" w:themeShade="BF"/>
+          <w:sz w:val="20"/>
+          <w:szCs w:val="20"/>
+        </w:rPr>
+        <w:t>ProSalud</w:t>
       </w:r>
     </w:p>
     <w:p>
@@ -737,76 +772,8 @@
           <w:b/>
           <w:i/>
           <w:iCs/>
-          <w:sz w:val="28"/>
-          <w:szCs w:val="28"/>
-        </w:rPr>
-      </w:pPr>
-    </w:p>
-    <w:p>
-      <w:pPr>
-        <w:spacing w:after="0" w:line="240" w:lineRule="auto"/>
-        <w:ind w:left="708"/>
-        <w:jc w:val="right"/>
-        <w:rPr>
-          <w:rFonts w:asciiTheme="minorHAnsi" w:hAnsiTheme="minorHAnsi" w:cstheme="minorHAnsi"/>
-          <w:b/>
-          <w:i/>
-          <w:iCs/>
-        </w:rPr>
-      </w:pPr>
-      <w:r>
-        <w:rPr>
-          <w:rFonts w:asciiTheme="minorHAnsi" w:hAnsiTheme="minorHAnsi" w:cstheme="minorHAnsi"/>
-          <w:b/>
-          <w:i/>
-          <w:iCs/>
-        </w:rPr>
-        <w:t xml:space="preserve">Consecutivo </w:t>
-      </w:r>
-      <w:r>
-        <w:rPr>
-          <w:rFonts w:asciiTheme="minorHAnsi" w:hAnsiTheme="minorHAnsi" w:cstheme="minorHAnsi"/>
-          <w:i/>
-          <w:iCs/>
-        </w:rPr>
-        <w:t>${CONSECUTIVO}</w:t>
-      </w:r>
-    </w:p>
-    <w:p>
-      <w:pPr>
-        <w:pStyle w:val="Sinespaciado"/>
-        <w:ind w:left="142"/>
-        <w:jc w:val="right"/>
-        <w:rPr>
-          <w:b/>
-          <w:i/>
-          <w:iCs/>
-          <w:sz w:val="28"/>
-          <w:szCs w:val="28"/>
-        </w:rPr>
-      </w:pPr>
-      <w:r>
-        <w:rPr>
-          <w:b/>
-          <w:i/>
-          <w:iCs/>
-          <w:color w:val="BFBFBF" w:themeColor="background1" w:themeShade="BF"/>
-          <w:sz w:val="20"/>
-          <w:szCs w:val="20"/>
-        </w:rPr>
-        <w:t xml:space="preserve">Realizado por: </w:t>
-      </w:r>
-      <w:r>
-        <w:rPr>
-          <w:b/>
-          <w:i/>
-          <w:iCs/>
-          <w:color w:val="BFBFBF" w:themeColor="background1" w:themeShade="BF"/>
-          <w:sz w:val="20"/>
-          <w:szCs w:val="20"/>
-        </w:rPr>
-        <w:t>ProSalud</w:t>
-      </w:r>
+        </w:rPr>
+      </w:pPr>
     </w:p>
     <w:p>
       <w:pPr>
@@ -817,35 +784,23 @@
           <w:b/>
           <w:i/>
           <w:iCs/>
+          <w:color w:val="BFBFBF" w:themeColor="background1" w:themeShade="BF"/>
         </w:rPr>
       </w:pPr>
     </w:p>
     <w:p>
       <w:pPr>
         <w:pStyle w:val="Sinespaciado"/>
-        <w:ind w:left="142"/>
         <w:jc w:val="both"/>
         <w:rPr>
-          <w:b/>
-          <w:i/>
-          <w:iCs/>
-          <w:color w:val="BFBFBF" w:themeColor="background1" w:themeShade="BF"/>
+          <w:i/>
+          <w:iCs/>
         </w:rPr>
       </w:pPr>
     </w:p>
     <w:p>
       <w:pPr>
-        <w:pStyle w:val="Sinespaciado"/>
-        <w:jc w:val="both"/>
-        <w:rPr>
-          <w:i/>
-          <w:iCs/>
-        </w:rPr>
-      </w:pPr>
-    </w:p>
-    <w:p>
-      <w:pPr>
-        <w:jc w:val="both"/>
+        <w:spacing w:after="160" w:line="259" w:lineRule="auto"/>
         <w:rPr>
           <w:rFonts w:ascii="Arial" w:hAnsi="Arial" w:cs="Arial"/>
           <w:color w:val="000000"/>
@@ -862,6 +817,28 @@
           <w:szCs w:val="24"/>
           <w:lang w:val="es-MX"/>
         </w:rPr>
+        <w:br w:type="page"/>
+      </w:r>
+    </w:p>
+    <w:p>
+      <w:pPr>
+        <w:jc w:val="both"/>
+        <w:rPr>
+          <w:rFonts w:ascii="Arial" w:hAnsi="Arial" w:cs="Arial"/>
+          <w:color w:val="000000"/>
+          <w:sz w:val="21"/>
+          <w:szCs w:val="21"/>
+          <w:lang w:val="es-MX"/>
+        </w:rPr>
+      </w:pPr>
+      <w:r>
+        <w:rPr>
+          <w:rFonts w:ascii="Arial" w:hAnsi="Arial" w:cs="Arial"/>
+          <w:color w:val="000000"/>
+          <w:sz w:val="21"/>
+          <w:szCs w:val="21"/>
+          <w:lang w:val="es-MX"/>
+        </w:rPr>
         <w:lastRenderedPageBreak/>
         <w:t xml:space="preserve">Señor(a) Afiliado:  </w:t>
       </w:r>
@@ -869,6 +846,28 @@
     <w:p>
       <w:pPr>
         <w:jc w:val="both"/>
+        <w:rPr>
+          <w:rFonts w:ascii="Arial" w:hAnsi="Arial" w:cs="Arial"/>
+          <w:color w:val="000000"/>
+          <w:sz w:val="21"/>
+          <w:szCs w:val="21"/>
+          <w:lang w:val="es-MX"/>
+        </w:rPr>
+      </w:pPr>
+      <w:r>
+        <w:rPr>
+          <w:rFonts w:ascii="Arial" w:hAnsi="Arial" w:cs="Arial"/>
+          <w:color w:val="000000"/>
+          <w:sz w:val="21"/>
+          <w:szCs w:val="21"/>
+          <w:lang w:val="es-MX"/>
+        </w:rPr>
+        <w:t>A continuación, se relacionan los tipos de Convenios que tiene PROSALUD con Bancolombia, escoja el que más se acomode a sus necesidades:</w:t>
+      </w:r>
+    </w:p>
+    <w:p>
+      <w:pPr>
+        <w:jc w:val="center"/>
         <w:rPr>
           <w:rFonts w:ascii="Arial" w:hAnsi="Arial" w:cs="Arial"/>
           <w:color w:val="000000"/>
@@ -877,47 +876,13 @@
           <w:lang w:val="es-MX"/>
         </w:rPr>
       </w:pPr>
-    </w:p>
-    <w:p>
-      <w:pPr>
-        <w:jc w:val="both"/>
-        <w:rPr>
-          <w:rFonts w:ascii="Arial" w:hAnsi="Arial" w:cs="Arial"/>
-          <w:color w:val="000000"/>
-          <w:sz w:val="24"/>
-          <w:szCs w:val="24"/>
-          <w:lang w:val="es-MX"/>
-        </w:rPr>
-      </w:pPr>
-      <w:r>
-        <w:rPr>
-          <w:rFonts w:ascii="Arial" w:hAnsi="Arial" w:cs="Arial"/>
-          <w:color w:val="000000"/>
-          <w:sz w:val="24"/>
-          <w:szCs w:val="24"/>
-          <w:lang w:val="es-MX"/>
-        </w:rPr>
-        <w:t>A continuación, se relacionan los tipos de Convenios que tiene PROSALUD con Bancolombia, escoja el que más se acomode a sus necesidades:</w:t>
-      </w:r>
-    </w:p>
-    <w:p>
-      <w:pPr>
-        <w:jc w:val="center"/>
-        <w:rPr>
-          <w:rFonts w:ascii="Arial" w:hAnsi="Arial" w:cs="Arial"/>
-          <w:color w:val="000000"/>
-          <w:sz w:val="24"/>
-          <w:szCs w:val="24"/>
-          <w:lang w:val="es-MX"/>
-        </w:rPr>
-      </w:pPr>
       <w:r>
         <w:rPr>
           <w:noProof/>
         </w:rPr>
         <w:drawing>
-          <wp:inline distT="0" distB="0" distL="0" distR="0" wp14:anchorId="647D871A" wp14:editId="766005EB">
-            <wp:extent cx="5450541" cy="6463030"/>
+          <wp:inline distT="0" distB="0" distL="0" distR="0" wp14:anchorId="647D871A" wp14:editId="52307DD9">
+            <wp:extent cx="5449842" cy="6139815"/>
             <wp:effectExtent l="0" t="0" r="0" b="0"/>
             <wp:docPr id="9" name="Imagen 9"/>
             <wp:cNvGraphicFramePr>
@@ -948,7 +913,7 @@
                   <pic:spPr bwMode="auto">
                     <a:xfrm>
                       <a:off x="0" y="0"/>
-                      <a:ext cx="5489994" cy="6509812"/>
+                      <a:ext cx="5498114" cy="6194199"/>
                     </a:xfrm>
                     <a:prstGeom prst="rect">
                       <a:avLst/>
@@ -982,7 +947,7 @@
           <w:headerReference w:type="default" r:id="rId11"/>
           <w:footerReference w:type="default" r:id="rId12"/>
           <w:pgSz w:w="12242" w:h="15842" w:code="1"/>
-          <w:pgMar w:top="1560" w:right="1701" w:bottom="1418" w:left="1701" w:header="709" w:footer="709" w:gutter="0"/>
+          <w:pgMar w:top="1985" w:right="1701" w:bottom="1985" w:left="1701" w:header="709" w:footer="709" w:gutter="0"/>
           <w:paperSrc w:first="1" w:other="1"/>
           <w:pgNumType w:start="1"/>
           <w:cols w:space="708"/>
@@ -1845,7 +1810,7 @@
         <v:path o:extrusionok="f" gradientshapeok="t" o:connecttype="rect"/>
         <o:lock v:ext="edit" aspectratio="t"/>
       </v:shapetype>
-      <v:shape id="_x0000_i1025" type="#_x0000_t75" style="width:10.6pt;height:10.6pt" o:bullet="t">
+      <v:shape id="_x0000_i1025" type="#_x0000_t75" style="width:10.9pt;height:10.9pt" o:bullet="t">
         <v:imagedata r:id="rId1" o:title="mso2379"/>
       </v:shape>
     </w:pict>

--- a/resources/templates/certificado_convenio_cuenta_bancolombia_template.docx
+++ b/resources/templates/certificado_convenio_cuenta_bancolombia_template.docx
@@ -162,7 +162,7 @@
           <w:szCs w:val="28"/>
           <w:lang w:val="es-419" w:eastAsia="es-419"/>
         </w:rPr>
-        <w:pict w14:anchorId="0219F49D">
+        <w:pict w14:anchorId="210EF3E1">
           <v:shapetype id="_x0000_t201" coordsize="21600,21600" o:spt="201" path="m,l,21600r21600,l21600,xe">
             <v:stroke joinstyle="miter"/>
             <v:path shadowok="f" o:extrusionok="f" strokeok="f" fillok="f" o:connecttype="rect"/>
@@ -822,12 +822,12 @@
     </w:p>
     <w:p>
       <w:pPr>
-        <w:jc w:val="both"/>
+        <w:spacing w:after="160" w:line="259" w:lineRule="auto"/>
         <w:rPr>
           <w:rFonts w:ascii="Arial" w:hAnsi="Arial" w:cs="Arial"/>
           <w:color w:val="000000"/>
-          <w:sz w:val="21"/>
-          <w:szCs w:val="21"/>
+          <w:sz w:val="24"/>
+          <w:szCs w:val="24"/>
           <w:lang w:val="es-MX"/>
         </w:rPr>
       </w:pPr>
@@ -1810,7 +1810,7 @@
         <v:path o:extrusionok="f" gradientshapeok="t" o:connecttype="rect"/>
         <o:lock v:ext="edit" aspectratio="t"/>
       </v:shapetype>
-      <v:shape id="_x0000_i1025" type="#_x0000_t75" style="width:10.9pt;height:10.9pt" o:bullet="t">
+      <v:shape id="_x0000_i1025" type="#_x0000_t75" style="width:10.85pt;height:10.85pt" o:bullet="t">
         <v:imagedata r:id="rId1" o:title="mso2379"/>
       </v:shape>
     </w:pict>
